--- a/Module2/29-10/File2.docx
+++ b/Module2/29-10/File2.docx
@@ -32,46 +32,6 @@
     <w:p>
       <w:pPr>
         <w:spacing w:before="100" w:beforeAutospacing="1" w:after="100" w:afterAutospacing="1" w:line="240" w:lineRule="auto"/>
-        <w:rPr>
-          <w:rFonts w:ascii="Times New Roman" w:eastAsia="Times New Roman" w:hAnsi="Times New Roman" w:cs="Times New Roman"/>
-          <w:sz w:val="24"/>
-          <w:szCs w:val="24"/>
-          <w:lang w:eastAsia="en-IN"/>
-        </w:rPr>
-      </w:pPr>
-      <w:r>
-        <w:rPr>
-          <w:rFonts w:ascii="Times New Roman" w:eastAsia="Times New Roman" w:hAnsi="Times New Roman" w:cs="Times New Roman"/>
-          <w:sz w:val="24"/>
-          <w:szCs w:val="24"/>
-          <w:lang w:eastAsia="en-IN"/>
-        </w:rPr>
-        <w:t>Duration: 1 Hour</w:t>
-      </w:r>
-      <w:r>
-        <w:rPr>
-          <w:rFonts w:ascii="Times New Roman" w:eastAsia="Times New Roman" w:hAnsi="Times New Roman" w:cs="Times New Roman"/>
-          <w:sz w:val="24"/>
-          <w:szCs w:val="24"/>
-          <w:lang w:eastAsia="en-IN"/>
-        </w:rPr>
-        <w:br/>
-        <w:t>Theory: 30 Minutes</w:t>
-      </w:r>
-      <w:r>
-        <w:rPr>
-          <w:rFonts w:ascii="Times New Roman" w:eastAsia="Times New Roman" w:hAnsi="Times New Roman" w:cs="Times New Roman"/>
-          <w:sz w:val="24"/>
-          <w:szCs w:val="24"/>
-          <w:lang w:eastAsia="en-IN"/>
-        </w:rPr>
-        <w:br/>
-        <w:t>Practical: 30 Minutes</w:t>
-      </w:r>
-    </w:p>
-    <w:p>
-      <w:pPr>
-        <w:spacing w:before="100" w:beforeAutospacing="1" w:after="100" w:afterAutospacing="1" w:line="240" w:lineRule="auto"/>
         <w:outlineLvl w:val="1"/>
         <w:rPr>
           <w:rFonts w:ascii="Times New Roman" w:eastAsia="Times New Roman" w:hAnsi="Times New Roman" w:cs="Times New Roman"/>
@@ -159,7 +119,27 @@
           <w:szCs w:val="24"/>
           <w:lang w:eastAsia="en-IN"/>
         </w:rPr>
-        <w:t>Explain the DHCP working process (Discover, Offer, Request, Acknowledge).</w:t>
+        <w:t xml:space="preserve">Explain the DHCP working process (Discover, Offer, Request, </w:t>
+      </w:r>
+      <w:proofErr w:type="gramStart"/>
+      <w:r>
+        <w:rPr>
+          <w:rFonts w:ascii="Times New Roman" w:eastAsia="Times New Roman" w:hAnsi="Times New Roman" w:cs="Times New Roman"/>
+          <w:sz w:val="24"/>
+          <w:szCs w:val="24"/>
+          <w:lang w:eastAsia="en-IN"/>
+        </w:rPr>
+        <w:t>Acknowledge</w:t>
+      </w:r>
+      <w:proofErr w:type="gramEnd"/>
+      <w:r>
+        <w:rPr>
+          <w:rFonts w:ascii="Times New Roman" w:eastAsia="Times New Roman" w:hAnsi="Times New Roman" w:cs="Times New Roman"/>
+          <w:sz w:val="24"/>
+          <w:szCs w:val="24"/>
+          <w:lang w:eastAsia="en-IN"/>
+        </w:rPr>
+        <w:t>).</w:t>
       </w:r>
     </w:p>
     <w:p>
@@ -347,7 +327,27 @@
           <w:szCs w:val="24"/>
           <w:lang w:eastAsia="en-IN"/>
         </w:rPr>
-        <w:t>DHCP is a network protocol that automatically assigns IP addresses and other network configuration details to devices connected to a network.</w:t>
+        <w:t xml:space="preserve">DHCP is a network protocol that automatically assigns IP addresses and other network </w:t>
+      </w:r>
+      <w:proofErr w:type="gramStart"/>
+      <w:r>
+        <w:rPr>
+          <w:rFonts w:ascii="Times New Roman" w:eastAsia="Times New Roman" w:hAnsi="Times New Roman" w:cs="Times New Roman"/>
+          <w:sz w:val="24"/>
+          <w:szCs w:val="24"/>
+          <w:lang w:eastAsia="en-IN"/>
+        </w:rPr>
+        <w:t>configuration</w:t>
+      </w:r>
+      <w:proofErr w:type="gramEnd"/>
+      <w:r>
+        <w:rPr>
+          <w:rFonts w:ascii="Times New Roman" w:eastAsia="Times New Roman" w:hAnsi="Times New Roman" w:cs="Times New Roman"/>
+          <w:sz w:val="24"/>
+          <w:szCs w:val="24"/>
+          <w:lang w:eastAsia="en-IN"/>
+        </w:rPr>
+        <w:t xml:space="preserve"> details to devices connected to a network.</w:t>
       </w:r>
     </w:p>
     <w:p>
@@ -588,47 +588,47 @@
           <w:szCs w:val="24"/>
           <w:lang w:eastAsia="en-IN"/>
         </w:rPr>
+        <w:t>For example, in a computer lab with 50 computers, manually assigning IP addresses to all computers takes time.</w:t>
+      </w:r>
+    </w:p>
+    <w:p>
+      <w:pPr>
+        <w:spacing w:before="100" w:beforeAutospacing="1" w:after="100" w:afterAutospacing="1" w:line="240" w:lineRule="auto"/>
+        <w:rPr>
+          <w:rFonts w:ascii="Times New Roman" w:eastAsia="Times New Roman" w:hAnsi="Times New Roman" w:cs="Times New Roman"/>
+          <w:sz w:val="24"/>
+          <w:szCs w:val="24"/>
+          <w:lang w:eastAsia="en-IN"/>
+        </w:rPr>
+      </w:pPr>
+      <w:r>
+        <w:rPr>
+          <w:rFonts w:ascii="Times New Roman" w:eastAsia="Times New Roman" w:hAnsi="Times New Roman" w:cs="Times New Roman"/>
+          <w:sz w:val="24"/>
+          <w:szCs w:val="24"/>
+          <w:lang w:eastAsia="en-IN"/>
+        </w:rPr>
+        <w:t>DHCP makes this process automatic.</w:t>
+      </w:r>
+    </w:p>
+    <w:p>
+      <w:pPr>
+        <w:spacing w:before="100" w:beforeAutospacing="1" w:after="100" w:afterAutospacing="1" w:line="240" w:lineRule="auto"/>
+        <w:rPr>
+          <w:rFonts w:ascii="Times New Roman" w:eastAsia="Times New Roman" w:hAnsi="Times New Roman" w:cs="Times New Roman"/>
+          <w:sz w:val="24"/>
+          <w:szCs w:val="24"/>
+          <w:lang w:eastAsia="en-IN"/>
+        </w:rPr>
+      </w:pPr>
+      <w:r>
+        <w:rPr>
+          <w:rFonts w:ascii="Times New Roman" w:eastAsia="Times New Roman" w:hAnsi="Times New Roman" w:cs="Times New Roman"/>
+          <w:sz w:val="24"/>
+          <w:szCs w:val="24"/>
+          <w:lang w:eastAsia="en-IN"/>
+        </w:rPr>
         <w:lastRenderedPageBreak/>
-        <w:t>For example, in a computer lab with 50 computers, manually assigning IP addresses to all computers takes time.</w:t>
-      </w:r>
-    </w:p>
-    <w:p>
-      <w:pPr>
-        <w:spacing w:before="100" w:beforeAutospacing="1" w:after="100" w:afterAutospacing="1" w:line="240" w:lineRule="auto"/>
-        <w:rPr>
-          <w:rFonts w:ascii="Times New Roman" w:eastAsia="Times New Roman" w:hAnsi="Times New Roman" w:cs="Times New Roman"/>
-          <w:sz w:val="24"/>
-          <w:szCs w:val="24"/>
-          <w:lang w:eastAsia="en-IN"/>
-        </w:rPr>
-      </w:pPr>
-      <w:r>
-        <w:rPr>
-          <w:rFonts w:ascii="Times New Roman" w:eastAsia="Times New Roman" w:hAnsi="Times New Roman" w:cs="Times New Roman"/>
-          <w:sz w:val="24"/>
-          <w:szCs w:val="24"/>
-          <w:lang w:eastAsia="en-IN"/>
-        </w:rPr>
-        <w:t>DHCP makes this process automatic.</w:t>
-      </w:r>
-    </w:p>
-    <w:p>
-      <w:pPr>
-        <w:spacing w:before="100" w:beforeAutospacing="1" w:after="100" w:afterAutospacing="1" w:line="240" w:lineRule="auto"/>
-        <w:rPr>
-          <w:rFonts w:ascii="Times New Roman" w:eastAsia="Times New Roman" w:hAnsi="Times New Roman" w:cs="Times New Roman"/>
-          <w:sz w:val="24"/>
-          <w:szCs w:val="24"/>
-          <w:lang w:eastAsia="en-IN"/>
-        </w:rPr>
-      </w:pPr>
-      <w:r>
-        <w:rPr>
-          <w:rFonts w:ascii="Times New Roman" w:eastAsia="Times New Roman" w:hAnsi="Times New Roman" w:cs="Times New Roman"/>
-          <w:sz w:val="24"/>
-          <w:szCs w:val="24"/>
-          <w:lang w:eastAsia="en-IN"/>
-        </w:rPr>
         <w:t>Benefits of DHCP:</w:t>
       </w:r>
     </w:p>
@@ -1377,7 +1377,6 @@
           <w:szCs w:val="24"/>
           <w:lang w:eastAsia="en-IN"/>
         </w:rPr>
-        <w:lastRenderedPageBreak/>
         <w:t>In this example, the DHCP server can assign IP addresses from the configured pool to network clients.</w:t>
       </w:r>
     </w:p>
@@ -1403,6 +1402,7 @@
           <w:szCs w:val="36"/>
           <w:lang w:eastAsia="en-IN"/>
         </w:rPr>
+        <w:lastRenderedPageBreak/>
         <w:t>5. DHCP Working Process (DORA)</w:t>
       </w:r>
     </w:p>
@@ -1924,7 +1924,6 @@
           <w:szCs w:val="24"/>
           <w:lang w:eastAsia="en-IN"/>
         </w:rPr>
-        <w:lastRenderedPageBreak/>
         <w:t>The client broadcasts a DHCP Discover message to search for a DHCP server.</w:t>
       </w:r>
     </w:p>
@@ -1950,6 +1949,7 @@
           <w:szCs w:val="27"/>
           <w:lang w:eastAsia="en-IN"/>
         </w:rPr>
+        <w:lastRenderedPageBreak/>
         <w:t>Step 2: Offer</w:t>
       </w:r>
     </w:p>
@@ -2808,9 +2808,10 @@
           <w:szCs w:val="48"/>
           <w:lang w:eastAsia="en-IN"/>
         </w:rPr>
-        <w:lastRenderedPageBreak/>
-        <w:t>Part B: Practical (30 Minutes)</w:t>
-      </w:r>
+        <w:t xml:space="preserve">Part B: Practical </w:t>
+      </w:r>
+      <w:bookmarkStart w:id="0" w:name="_GoBack"/>
+      <w:bookmarkEnd w:id="0"/>
     </w:p>
     <w:p>
       <w:pPr>
@@ -2834,6 +2835,7 @@
           <w:szCs w:val="36"/>
           <w:lang w:eastAsia="en-IN"/>
         </w:rPr>
+        <w:lastRenderedPageBreak/>
         <w:t>Practical: Configure a DHCP Server in Cisco Packet Tracer</w:t>
       </w:r>
     </w:p>
@@ -4000,16 +4002,17 @@
           <w:lang w:eastAsia="en-IN"/>
         </w:rPr>
       </w:pPr>
-      <w:r>
-        <w:rPr>
-          <w:rFonts w:ascii="Courier New" w:eastAsia="Times New Roman" w:hAnsi="Courier New" w:cs="Courier New"/>
-          <w:sz w:val="20"/>
-          <w:szCs w:val="20"/>
-          <w:lang w:eastAsia="en-IN"/>
-        </w:rPr>
-        <w:lastRenderedPageBreak/>
+      <w:proofErr w:type="gramStart"/>
+      <w:r>
+        <w:rPr>
+          <w:rFonts w:ascii="Courier New" w:eastAsia="Times New Roman" w:hAnsi="Courier New" w:cs="Courier New"/>
+          <w:sz w:val="20"/>
+          <w:szCs w:val="20"/>
+          <w:lang w:eastAsia="en-IN"/>
+        </w:rPr>
         <w:t>enable</w:t>
       </w:r>
+      <w:proofErr w:type="gramEnd"/>
     </w:p>
     <w:p>
       <w:pPr>
@@ -4039,14 +4042,25 @@
           <w:lang w:eastAsia="en-IN"/>
         </w:rPr>
       </w:pPr>
-      <w:r>
-        <w:rPr>
-          <w:rFonts w:ascii="Courier New" w:eastAsia="Times New Roman" w:hAnsi="Courier New" w:cs="Courier New"/>
-          <w:sz w:val="20"/>
-          <w:szCs w:val="20"/>
-          <w:lang w:eastAsia="en-IN"/>
-        </w:rPr>
-        <w:t>configure terminal</w:t>
+      <w:proofErr w:type="gramStart"/>
+      <w:r>
+        <w:rPr>
+          <w:rFonts w:ascii="Courier New" w:eastAsia="Times New Roman" w:hAnsi="Courier New" w:cs="Courier New"/>
+          <w:sz w:val="20"/>
+          <w:szCs w:val="20"/>
+          <w:lang w:eastAsia="en-IN"/>
+        </w:rPr>
+        <w:t>configure</w:t>
+      </w:r>
+      <w:proofErr w:type="gramEnd"/>
+      <w:r>
+        <w:rPr>
+          <w:rFonts w:ascii="Courier New" w:eastAsia="Times New Roman" w:hAnsi="Courier New" w:cs="Courier New"/>
+          <w:sz w:val="20"/>
+          <w:szCs w:val="20"/>
+          <w:lang w:eastAsia="en-IN"/>
+        </w:rPr>
+        <w:t xml:space="preserve"> terminal</w:t>
       </w:r>
     </w:p>
     <w:p>
@@ -4106,14 +4120,26 @@
           <w:lang w:eastAsia="en-IN"/>
         </w:rPr>
       </w:pPr>
-      <w:r>
-        <w:rPr>
-          <w:rFonts w:ascii="Courier New" w:eastAsia="Times New Roman" w:hAnsi="Courier New" w:cs="Courier New"/>
-          <w:sz w:val="20"/>
-          <w:szCs w:val="20"/>
-          <w:lang w:eastAsia="en-IN"/>
-        </w:rPr>
-        <w:t>interface gigabitEthernet0/0</w:t>
+      <w:proofErr w:type="gramStart"/>
+      <w:r>
+        <w:rPr>
+          <w:rFonts w:ascii="Courier New" w:eastAsia="Times New Roman" w:hAnsi="Courier New" w:cs="Courier New"/>
+          <w:sz w:val="20"/>
+          <w:szCs w:val="20"/>
+          <w:lang w:eastAsia="en-IN"/>
+        </w:rPr>
+        <w:lastRenderedPageBreak/>
+        <w:t>interface</w:t>
+      </w:r>
+      <w:proofErr w:type="gramEnd"/>
+      <w:r>
+        <w:rPr>
+          <w:rFonts w:ascii="Courier New" w:eastAsia="Times New Roman" w:hAnsi="Courier New" w:cs="Courier New"/>
+          <w:sz w:val="20"/>
+          <w:szCs w:val="20"/>
+          <w:lang w:eastAsia="en-IN"/>
+        </w:rPr>
+        <w:t xml:space="preserve"> gigabitEthernet0/0</w:t>
       </w:r>
     </w:p>
     <w:p>
@@ -4144,14 +4170,27 @@
           <w:lang w:eastAsia="en-IN"/>
         </w:rPr>
       </w:pPr>
-      <w:r>
-        <w:rPr>
-          <w:rFonts w:ascii="Courier New" w:eastAsia="Times New Roman" w:hAnsi="Courier New" w:cs="Courier New"/>
-          <w:sz w:val="20"/>
-          <w:szCs w:val="20"/>
-          <w:lang w:eastAsia="en-IN"/>
-        </w:rPr>
-        <w:t>ip address 192.168.10.1 255.255.255.0</w:t>
+      <w:proofErr w:type="spellStart"/>
+      <w:proofErr w:type="gramStart"/>
+      <w:r>
+        <w:rPr>
+          <w:rFonts w:ascii="Courier New" w:eastAsia="Times New Roman" w:hAnsi="Courier New" w:cs="Courier New"/>
+          <w:sz w:val="20"/>
+          <w:szCs w:val="20"/>
+          <w:lang w:eastAsia="en-IN"/>
+        </w:rPr>
+        <w:t>ip</w:t>
+      </w:r>
+      <w:proofErr w:type="spellEnd"/>
+      <w:proofErr w:type="gramEnd"/>
+      <w:r>
+        <w:rPr>
+          <w:rFonts w:ascii="Courier New" w:eastAsia="Times New Roman" w:hAnsi="Courier New" w:cs="Courier New"/>
+          <w:sz w:val="20"/>
+          <w:szCs w:val="20"/>
+          <w:lang w:eastAsia="en-IN"/>
+        </w:rPr>
+        <w:t xml:space="preserve"> address 192.168.10.1 255.255.255.0</w:t>
       </w:r>
     </w:p>
     <w:p>
@@ -4182,14 +4221,25 @@
           <w:lang w:eastAsia="en-IN"/>
         </w:rPr>
       </w:pPr>
-      <w:r>
-        <w:rPr>
-          <w:rFonts w:ascii="Courier New" w:eastAsia="Times New Roman" w:hAnsi="Courier New" w:cs="Courier New"/>
-          <w:sz w:val="20"/>
-          <w:szCs w:val="20"/>
-          <w:lang w:eastAsia="en-IN"/>
-        </w:rPr>
-        <w:t>no shutdown</w:t>
+      <w:proofErr w:type="gramStart"/>
+      <w:r>
+        <w:rPr>
+          <w:rFonts w:ascii="Courier New" w:eastAsia="Times New Roman" w:hAnsi="Courier New" w:cs="Courier New"/>
+          <w:sz w:val="20"/>
+          <w:szCs w:val="20"/>
+          <w:lang w:eastAsia="en-IN"/>
+        </w:rPr>
+        <w:t>no</w:t>
+      </w:r>
+      <w:proofErr w:type="gramEnd"/>
+      <w:r>
+        <w:rPr>
+          <w:rFonts w:ascii="Courier New" w:eastAsia="Times New Roman" w:hAnsi="Courier New" w:cs="Courier New"/>
+          <w:sz w:val="20"/>
+          <w:szCs w:val="20"/>
+          <w:lang w:eastAsia="en-IN"/>
+        </w:rPr>
+        <w:t xml:space="preserve"> shutdown</w:t>
       </w:r>
     </w:p>
     <w:p>
@@ -4249,6 +4299,7 @@
           <w:lang w:eastAsia="en-IN"/>
         </w:rPr>
       </w:pPr>
+      <w:proofErr w:type="gramStart"/>
       <w:r>
         <w:rPr>
           <w:rFonts w:ascii="Courier New" w:eastAsia="Times New Roman" w:hAnsi="Courier New" w:cs="Courier New"/>
@@ -4258,6 +4309,7 @@
         </w:rPr>
         <w:t>exit</w:t>
       </w:r>
+      <w:proofErr w:type="gramEnd"/>
     </w:p>
     <w:p>
       <w:pPr>
@@ -4298,6 +4350,7 @@
           <w:lang w:eastAsia="en-IN"/>
         </w:rPr>
       </w:pPr>
+      <w:proofErr w:type="gramStart"/>
       <w:r>
         <w:rPr>
           <w:rFonts w:ascii="Courier New" w:eastAsia="Times New Roman" w:hAnsi="Courier New" w:cs="Courier New"/>
@@ -4307,6 +4360,7 @@
         </w:rPr>
         <w:t>enable</w:t>
       </w:r>
+      <w:proofErr w:type="gramEnd"/>
       <w:r>
         <w:rPr>
           <w:rFonts w:ascii="Times New Roman" w:eastAsia="Times New Roman" w:hAnsi="Times New Roman" w:cs="Times New Roman"/>
@@ -4331,14 +4385,25 @@
           <w:lang w:eastAsia="en-IN"/>
         </w:rPr>
       </w:pPr>
-      <w:r>
-        <w:rPr>
-          <w:rFonts w:ascii="Courier New" w:eastAsia="Times New Roman" w:hAnsi="Courier New" w:cs="Courier New"/>
-          <w:sz w:val="20"/>
-          <w:szCs w:val="20"/>
-          <w:lang w:eastAsia="en-IN"/>
-        </w:rPr>
-        <w:t>configure terminal</w:t>
+      <w:proofErr w:type="gramStart"/>
+      <w:r>
+        <w:rPr>
+          <w:rFonts w:ascii="Courier New" w:eastAsia="Times New Roman" w:hAnsi="Courier New" w:cs="Courier New"/>
+          <w:sz w:val="20"/>
+          <w:szCs w:val="20"/>
+          <w:lang w:eastAsia="en-IN"/>
+        </w:rPr>
+        <w:t>configure</w:t>
+      </w:r>
+      <w:proofErr w:type="gramEnd"/>
+      <w:r>
+        <w:rPr>
+          <w:rFonts w:ascii="Courier New" w:eastAsia="Times New Roman" w:hAnsi="Courier New" w:cs="Courier New"/>
+          <w:sz w:val="20"/>
+          <w:szCs w:val="20"/>
+          <w:lang w:eastAsia="en-IN"/>
+        </w:rPr>
+        <w:t xml:space="preserve"> terminal</w:t>
       </w:r>
       <w:r>
         <w:rPr>
@@ -4364,14 +4429,25 @@
           <w:lang w:eastAsia="en-IN"/>
         </w:rPr>
       </w:pPr>
-      <w:r>
-        <w:rPr>
-          <w:rFonts w:ascii="Courier New" w:eastAsia="Times New Roman" w:hAnsi="Courier New" w:cs="Courier New"/>
-          <w:sz w:val="20"/>
-          <w:szCs w:val="20"/>
-          <w:lang w:eastAsia="en-IN"/>
-        </w:rPr>
-        <w:t>interface gigabitEthernet0/0</w:t>
+      <w:proofErr w:type="gramStart"/>
+      <w:r>
+        <w:rPr>
+          <w:rFonts w:ascii="Courier New" w:eastAsia="Times New Roman" w:hAnsi="Courier New" w:cs="Courier New"/>
+          <w:sz w:val="20"/>
+          <w:szCs w:val="20"/>
+          <w:lang w:eastAsia="en-IN"/>
+        </w:rPr>
+        <w:t>interface</w:t>
+      </w:r>
+      <w:proofErr w:type="gramEnd"/>
+      <w:r>
+        <w:rPr>
+          <w:rFonts w:ascii="Courier New" w:eastAsia="Times New Roman" w:hAnsi="Courier New" w:cs="Courier New"/>
+          <w:sz w:val="20"/>
+          <w:szCs w:val="20"/>
+          <w:lang w:eastAsia="en-IN"/>
+        </w:rPr>
+        <w:t xml:space="preserve"> gigabitEthernet0/0</w:t>
       </w:r>
       <w:r>
         <w:rPr>
@@ -4397,14 +4473,27 @@
           <w:lang w:eastAsia="en-IN"/>
         </w:rPr>
       </w:pPr>
-      <w:r>
-        <w:rPr>
-          <w:rFonts w:ascii="Courier New" w:eastAsia="Times New Roman" w:hAnsi="Courier New" w:cs="Courier New"/>
-          <w:sz w:val="20"/>
-          <w:szCs w:val="20"/>
-          <w:lang w:eastAsia="en-IN"/>
-        </w:rPr>
-        <w:t>ip address</w:t>
+      <w:proofErr w:type="spellStart"/>
+      <w:proofErr w:type="gramStart"/>
+      <w:r>
+        <w:rPr>
+          <w:rFonts w:ascii="Courier New" w:eastAsia="Times New Roman" w:hAnsi="Courier New" w:cs="Courier New"/>
+          <w:sz w:val="20"/>
+          <w:szCs w:val="20"/>
+          <w:lang w:eastAsia="en-IN"/>
+        </w:rPr>
+        <w:t>ip</w:t>
+      </w:r>
+      <w:proofErr w:type="spellEnd"/>
+      <w:proofErr w:type="gramEnd"/>
+      <w:r>
+        <w:rPr>
+          <w:rFonts w:ascii="Courier New" w:eastAsia="Times New Roman" w:hAnsi="Courier New" w:cs="Courier New"/>
+          <w:sz w:val="20"/>
+          <w:szCs w:val="20"/>
+          <w:lang w:eastAsia="en-IN"/>
+        </w:rPr>
+        <w:t xml:space="preserve"> address</w:t>
       </w:r>
       <w:r>
         <w:rPr>
@@ -4430,14 +4519,25 @@
           <w:lang w:eastAsia="en-IN"/>
         </w:rPr>
       </w:pPr>
-      <w:r>
-        <w:rPr>
-          <w:rFonts w:ascii="Courier New" w:eastAsia="Times New Roman" w:hAnsi="Courier New" w:cs="Courier New"/>
-          <w:sz w:val="20"/>
-          <w:szCs w:val="20"/>
-          <w:lang w:eastAsia="en-IN"/>
-        </w:rPr>
-        <w:t>no shutdown</w:t>
+      <w:proofErr w:type="gramStart"/>
+      <w:r>
+        <w:rPr>
+          <w:rFonts w:ascii="Courier New" w:eastAsia="Times New Roman" w:hAnsi="Courier New" w:cs="Courier New"/>
+          <w:sz w:val="20"/>
+          <w:szCs w:val="20"/>
+          <w:lang w:eastAsia="en-IN"/>
+        </w:rPr>
+        <w:t>no</w:t>
+      </w:r>
+      <w:proofErr w:type="gramEnd"/>
+      <w:r>
+        <w:rPr>
+          <w:rFonts w:ascii="Courier New" w:eastAsia="Times New Roman" w:hAnsi="Courier New" w:cs="Courier New"/>
+          <w:sz w:val="20"/>
+          <w:szCs w:val="20"/>
+          <w:lang w:eastAsia="en-IN"/>
+        </w:rPr>
+        <w:t xml:space="preserve"> shutdown</w:t>
       </w:r>
       <w:r>
         <w:rPr>
@@ -4542,14 +4642,25 @@
           <w:lang w:eastAsia="en-IN"/>
         </w:rPr>
       </w:pPr>
-      <w:r>
-        <w:rPr>
-          <w:rFonts w:ascii="Courier New" w:eastAsia="Times New Roman" w:hAnsi="Courier New" w:cs="Courier New"/>
-          <w:sz w:val="20"/>
-          <w:szCs w:val="20"/>
-          <w:lang w:eastAsia="en-IN"/>
-        </w:rPr>
-        <w:t>configure terminal</w:t>
+      <w:proofErr w:type="gramStart"/>
+      <w:r>
+        <w:rPr>
+          <w:rFonts w:ascii="Courier New" w:eastAsia="Times New Roman" w:hAnsi="Courier New" w:cs="Courier New"/>
+          <w:sz w:val="20"/>
+          <w:szCs w:val="20"/>
+          <w:lang w:eastAsia="en-IN"/>
+        </w:rPr>
+        <w:t>configure</w:t>
+      </w:r>
+      <w:proofErr w:type="gramEnd"/>
+      <w:r>
+        <w:rPr>
+          <w:rFonts w:ascii="Courier New" w:eastAsia="Times New Roman" w:hAnsi="Courier New" w:cs="Courier New"/>
+          <w:sz w:val="20"/>
+          <w:szCs w:val="20"/>
+          <w:lang w:eastAsia="en-IN"/>
+        </w:rPr>
+        <w:t xml:space="preserve"> terminal</w:t>
       </w:r>
     </w:p>
     <w:p>
@@ -4609,14 +4720,47 @@
           <w:lang w:eastAsia="en-IN"/>
         </w:rPr>
       </w:pPr>
-      <w:r>
-        <w:rPr>
-          <w:rFonts w:ascii="Courier New" w:eastAsia="Times New Roman" w:hAnsi="Courier New" w:cs="Courier New"/>
-          <w:sz w:val="20"/>
-          <w:szCs w:val="20"/>
-          <w:lang w:eastAsia="en-IN"/>
-        </w:rPr>
-        <w:t>ip dhcp excluded-address 192.168.10.1 192.168.10.20</w:t>
+      <w:proofErr w:type="spellStart"/>
+      <w:proofErr w:type="gramStart"/>
+      <w:r>
+        <w:rPr>
+          <w:rFonts w:ascii="Courier New" w:eastAsia="Times New Roman" w:hAnsi="Courier New" w:cs="Courier New"/>
+          <w:sz w:val="20"/>
+          <w:szCs w:val="20"/>
+          <w:lang w:eastAsia="en-IN"/>
+        </w:rPr>
+        <w:t>ip</w:t>
+      </w:r>
+      <w:proofErr w:type="spellEnd"/>
+      <w:proofErr w:type="gramEnd"/>
+      <w:r>
+        <w:rPr>
+          <w:rFonts w:ascii="Courier New" w:eastAsia="Times New Roman" w:hAnsi="Courier New" w:cs="Courier New"/>
+          <w:sz w:val="20"/>
+          <w:szCs w:val="20"/>
+          <w:lang w:eastAsia="en-IN"/>
+        </w:rPr>
+        <w:t xml:space="preserve"> </w:t>
+      </w:r>
+      <w:proofErr w:type="spellStart"/>
+      <w:r>
+        <w:rPr>
+          <w:rFonts w:ascii="Courier New" w:eastAsia="Times New Roman" w:hAnsi="Courier New" w:cs="Courier New"/>
+          <w:sz w:val="20"/>
+          <w:szCs w:val="20"/>
+          <w:lang w:eastAsia="en-IN"/>
+        </w:rPr>
+        <w:t>dhcp</w:t>
+      </w:r>
+      <w:proofErr w:type="spellEnd"/>
+      <w:r>
+        <w:rPr>
+          <w:rFonts w:ascii="Courier New" w:eastAsia="Times New Roman" w:hAnsi="Courier New" w:cs="Courier New"/>
+          <w:sz w:val="20"/>
+          <w:szCs w:val="20"/>
+          <w:lang w:eastAsia="en-IN"/>
+        </w:rPr>
+        <w:t xml:space="preserve"> excluded-address 192.168.10.1 192.168.10.20</w:t>
       </w:r>
     </w:p>
     <w:p>
@@ -4676,14 +4820,47 @@
           <w:lang w:eastAsia="en-IN"/>
         </w:rPr>
       </w:pPr>
-      <w:r>
-        <w:rPr>
-          <w:rFonts w:ascii="Courier New" w:eastAsia="Times New Roman" w:hAnsi="Courier New" w:cs="Courier New"/>
-          <w:sz w:val="20"/>
-          <w:szCs w:val="20"/>
-          <w:lang w:eastAsia="en-IN"/>
-        </w:rPr>
-        <w:t>ip dhcp pool STUDENT_LAB</w:t>
+      <w:proofErr w:type="spellStart"/>
+      <w:proofErr w:type="gramStart"/>
+      <w:r>
+        <w:rPr>
+          <w:rFonts w:ascii="Courier New" w:eastAsia="Times New Roman" w:hAnsi="Courier New" w:cs="Courier New"/>
+          <w:sz w:val="20"/>
+          <w:szCs w:val="20"/>
+          <w:lang w:eastAsia="en-IN"/>
+        </w:rPr>
+        <w:t>ip</w:t>
+      </w:r>
+      <w:proofErr w:type="spellEnd"/>
+      <w:proofErr w:type="gramEnd"/>
+      <w:r>
+        <w:rPr>
+          <w:rFonts w:ascii="Courier New" w:eastAsia="Times New Roman" w:hAnsi="Courier New" w:cs="Courier New"/>
+          <w:sz w:val="20"/>
+          <w:szCs w:val="20"/>
+          <w:lang w:eastAsia="en-IN"/>
+        </w:rPr>
+        <w:t xml:space="preserve"> </w:t>
+      </w:r>
+      <w:proofErr w:type="spellStart"/>
+      <w:r>
+        <w:rPr>
+          <w:rFonts w:ascii="Courier New" w:eastAsia="Times New Roman" w:hAnsi="Courier New" w:cs="Courier New"/>
+          <w:sz w:val="20"/>
+          <w:szCs w:val="20"/>
+          <w:lang w:eastAsia="en-IN"/>
+        </w:rPr>
+        <w:t>dhcp</w:t>
+      </w:r>
+      <w:proofErr w:type="spellEnd"/>
+      <w:r>
+        <w:rPr>
+          <w:rFonts w:ascii="Courier New" w:eastAsia="Times New Roman" w:hAnsi="Courier New" w:cs="Courier New"/>
+          <w:sz w:val="20"/>
+          <w:szCs w:val="20"/>
+          <w:lang w:eastAsia="en-IN"/>
+        </w:rPr>
+        <w:t xml:space="preserve"> pool STUDENT_LAB</w:t>
       </w:r>
     </w:p>
     <w:p>
@@ -4743,14 +4920,25 @@
           <w:lang w:eastAsia="en-IN"/>
         </w:rPr>
       </w:pPr>
-      <w:r>
-        <w:rPr>
-          <w:rFonts w:ascii="Courier New" w:eastAsia="Times New Roman" w:hAnsi="Courier New" w:cs="Courier New"/>
-          <w:sz w:val="20"/>
-          <w:szCs w:val="20"/>
-          <w:lang w:eastAsia="en-IN"/>
-        </w:rPr>
-        <w:t>network 192.168.10.0 255.255.255.0</w:t>
+      <w:proofErr w:type="gramStart"/>
+      <w:r>
+        <w:rPr>
+          <w:rFonts w:ascii="Courier New" w:eastAsia="Times New Roman" w:hAnsi="Courier New" w:cs="Courier New"/>
+          <w:sz w:val="20"/>
+          <w:szCs w:val="20"/>
+          <w:lang w:eastAsia="en-IN"/>
+        </w:rPr>
+        <w:t>network</w:t>
+      </w:r>
+      <w:proofErr w:type="gramEnd"/>
+      <w:r>
+        <w:rPr>
+          <w:rFonts w:ascii="Courier New" w:eastAsia="Times New Roman" w:hAnsi="Courier New" w:cs="Courier New"/>
+          <w:sz w:val="20"/>
+          <w:szCs w:val="20"/>
+          <w:lang w:eastAsia="en-IN"/>
+        </w:rPr>
+        <w:t xml:space="preserve"> 192.168.10.0 255.255.255.0</w:t>
       </w:r>
     </w:p>
     <w:p>
@@ -4810,14 +4998,25 @@
           <w:lang w:eastAsia="en-IN"/>
         </w:rPr>
       </w:pPr>
-      <w:r>
-        <w:rPr>
-          <w:rFonts w:ascii="Courier New" w:eastAsia="Times New Roman" w:hAnsi="Courier New" w:cs="Courier New"/>
-          <w:sz w:val="20"/>
-          <w:szCs w:val="20"/>
-          <w:lang w:eastAsia="en-IN"/>
-        </w:rPr>
-        <w:t>default-router 192.168.10.1</w:t>
+      <w:proofErr w:type="gramStart"/>
+      <w:r>
+        <w:rPr>
+          <w:rFonts w:ascii="Courier New" w:eastAsia="Times New Roman" w:hAnsi="Courier New" w:cs="Courier New"/>
+          <w:sz w:val="20"/>
+          <w:szCs w:val="20"/>
+          <w:lang w:eastAsia="en-IN"/>
+        </w:rPr>
+        <w:t>default-router</w:t>
+      </w:r>
+      <w:proofErr w:type="gramEnd"/>
+      <w:r>
+        <w:rPr>
+          <w:rFonts w:ascii="Courier New" w:eastAsia="Times New Roman" w:hAnsi="Courier New" w:cs="Courier New"/>
+          <w:sz w:val="20"/>
+          <w:szCs w:val="20"/>
+          <w:lang w:eastAsia="en-IN"/>
+        </w:rPr>
+        <w:t xml:space="preserve"> 192.168.10.1</w:t>
       </w:r>
     </w:p>
     <w:p>
@@ -4877,14 +5076,36 @@
           <w:lang w:eastAsia="en-IN"/>
         </w:rPr>
       </w:pPr>
-      <w:r>
-        <w:rPr>
-          <w:rFonts w:ascii="Courier New" w:eastAsia="Times New Roman" w:hAnsi="Courier New" w:cs="Courier New"/>
-          <w:sz w:val="20"/>
-          <w:szCs w:val="20"/>
-          <w:lang w:eastAsia="en-IN"/>
-        </w:rPr>
-        <w:t>dns-server 8.8.8.8</w:t>
+      <w:proofErr w:type="spellStart"/>
+      <w:proofErr w:type="gramStart"/>
+      <w:r>
+        <w:rPr>
+          <w:rFonts w:ascii="Courier New" w:eastAsia="Times New Roman" w:hAnsi="Courier New" w:cs="Courier New"/>
+          <w:sz w:val="20"/>
+          <w:szCs w:val="20"/>
+          <w:lang w:eastAsia="en-IN"/>
+        </w:rPr>
+        <w:t>dns</w:t>
+      </w:r>
+      <w:proofErr w:type="spellEnd"/>
+      <w:r>
+        <w:rPr>
+          <w:rFonts w:ascii="Courier New" w:eastAsia="Times New Roman" w:hAnsi="Courier New" w:cs="Courier New"/>
+          <w:sz w:val="20"/>
+          <w:szCs w:val="20"/>
+          <w:lang w:eastAsia="en-IN"/>
+        </w:rPr>
+        <w:t>-server</w:t>
+      </w:r>
+      <w:proofErr w:type="gramEnd"/>
+      <w:r>
+        <w:rPr>
+          <w:rFonts w:ascii="Courier New" w:eastAsia="Times New Roman" w:hAnsi="Courier New" w:cs="Courier New"/>
+          <w:sz w:val="20"/>
+          <w:szCs w:val="20"/>
+          <w:lang w:eastAsia="en-IN"/>
+        </w:rPr>
+        <w:t xml:space="preserve"> 8.8.8.8</w:t>
       </w:r>
     </w:p>
     <w:p>
@@ -4944,6 +5165,7 @@
           <w:lang w:eastAsia="en-IN"/>
         </w:rPr>
       </w:pPr>
+      <w:proofErr w:type="gramStart"/>
       <w:r>
         <w:rPr>
           <w:rFonts w:ascii="Courier New" w:eastAsia="Times New Roman" w:hAnsi="Courier New" w:cs="Courier New"/>
@@ -4953,6 +5175,7 @@
         </w:rPr>
         <w:t>exit</w:t>
       </w:r>
+      <w:proofErr w:type="gramEnd"/>
     </w:p>
     <w:p>
       <w:pPr>
@@ -5027,14 +5250,47 @@
           <w:lang w:eastAsia="en-IN"/>
         </w:rPr>
       </w:pPr>
-      <w:r>
-        <w:rPr>
-          <w:rFonts w:ascii="Courier New" w:eastAsia="Times New Roman" w:hAnsi="Courier New" w:cs="Courier New"/>
-          <w:sz w:val="20"/>
-          <w:szCs w:val="20"/>
-          <w:lang w:eastAsia="en-IN"/>
-        </w:rPr>
-        <w:t>ip dhcp excluded-address 192.168.10.1 192.168.10.20</w:t>
+      <w:proofErr w:type="spellStart"/>
+      <w:proofErr w:type="gramStart"/>
+      <w:r>
+        <w:rPr>
+          <w:rFonts w:ascii="Courier New" w:eastAsia="Times New Roman" w:hAnsi="Courier New" w:cs="Courier New"/>
+          <w:sz w:val="20"/>
+          <w:szCs w:val="20"/>
+          <w:lang w:eastAsia="en-IN"/>
+        </w:rPr>
+        <w:t>ip</w:t>
+      </w:r>
+      <w:proofErr w:type="spellEnd"/>
+      <w:proofErr w:type="gramEnd"/>
+      <w:r>
+        <w:rPr>
+          <w:rFonts w:ascii="Courier New" w:eastAsia="Times New Roman" w:hAnsi="Courier New" w:cs="Courier New"/>
+          <w:sz w:val="20"/>
+          <w:szCs w:val="20"/>
+          <w:lang w:eastAsia="en-IN"/>
+        </w:rPr>
+        <w:t xml:space="preserve"> </w:t>
+      </w:r>
+      <w:proofErr w:type="spellStart"/>
+      <w:r>
+        <w:rPr>
+          <w:rFonts w:ascii="Courier New" w:eastAsia="Times New Roman" w:hAnsi="Courier New" w:cs="Courier New"/>
+          <w:sz w:val="20"/>
+          <w:szCs w:val="20"/>
+          <w:lang w:eastAsia="en-IN"/>
+        </w:rPr>
+        <w:t>dhcp</w:t>
+      </w:r>
+      <w:proofErr w:type="spellEnd"/>
+      <w:r>
+        <w:rPr>
+          <w:rFonts w:ascii="Courier New" w:eastAsia="Times New Roman" w:hAnsi="Courier New" w:cs="Courier New"/>
+          <w:sz w:val="20"/>
+          <w:szCs w:val="20"/>
+          <w:lang w:eastAsia="en-IN"/>
+        </w:rPr>
+        <w:t xml:space="preserve"> excluded-address 192.168.10.1 192.168.10.20</w:t>
       </w:r>
     </w:p>
     <w:p>
@@ -5105,14 +5361,47 @@
           <w:lang w:eastAsia="en-IN"/>
         </w:rPr>
       </w:pPr>
-      <w:r>
-        <w:rPr>
-          <w:rFonts w:ascii="Courier New" w:eastAsia="Times New Roman" w:hAnsi="Courier New" w:cs="Courier New"/>
-          <w:sz w:val="20"/>
-          <w:szCs w:val="20"/>
-          <w:lang w:eastAsia="en-IN"/>
-        </w:rPr>
-        <w:t>ip dhcp pool STUDENT_LAB</w:t>
+      <w:proofErr w:type="spellStart"/>
+      <w:proofErr w:type="gramStart"/>
+      <w:r>
+        <w:rPr>
+          <w:rFonts w:ascii="Courier New" w:eastAsia="Times New Roman" w:hAnsi="Courier New" w:cs="Courier New"/>
+          <w:sz w:val="20"/>
+          <w:szCs w:val="20"/>
+          <w:lang w:eastAsia="en-IN"/>
+        </w:rPr>
+        <w:t>ip</w:t>
+      </w:r>
+      <w:proofErr w:type="spellEnd"/>
+      <w:proofErr w:type="gramEnd"/>
+      <w:r>
+        <w:rPr>
+          <w:rFonts w:ascii="Courier New" w:eastAsia="Times New Roman" w:hAnsi="Courier New" w:cs="Courier New"/>
+          <w:sz w:val="20"/>
+          <w:szCs w:val="20"/>
+          <w:lang w:eastAsia="en-IN"/>
+        </w:rPr>
+        <w:t xml:space="preserve"> </w:t>
+      </w:r>
+      <w:proofErr w:type="spellStart"/>
+      <w:r>
+        <w:rPr>
+          <w:rFonts w:ascii="Courier New" w:eastAsia="Times New Roman" w:hAnsi="Courier New" w:cs="Courier New"/>
+          <w:sz w:val="20"/>
+          <w:szCs w:val="20"/>
+          <w:lang w:eastAsia="en-IN"/>
+        </w:rPr>
+        <w:t>dhcp</w:t>
+      </w:r>
+      <w:proofErr w:type="spellEnd"/>
+      <w:r>
+        <w:rPr>
+          <w:rFonts w:ascii="Courier New" w:eastAsia="Times New Roman" w:hAnsi="Courier New" w:cs="Courier New"/>
+          <w:sz w:val="20"/>
+          <w:szCs w:val="20"/>
+          <w:lang w:eastAsia="en-IN"/>
+        </w:rPr>
+        <w:t xml:space="preserve"> pool STUDENT_LAB</w:t>
       </w:r>
     </w:p>
     <w:p>
@@ -5201,54 +5490,65 @@
           <w:lang w:eastAsia="en-IN"/>
         </w:rPr>
       </w:pPr>
-      <w:r>
-        <w:rPr>
-          <w:rFonts w:ascii="Courier New" w:eastAsia="Times New Roman" w:hAnsi="Courier New" w:cs="Courier New"/>
-          <w:sz w:val="20"/>
-          <w:szCs w:val="20"/>
+      <w:proofErr w:type="gramStart"/>
+      <w:r>
+        <w:rPr>
+          <w:rFonts w:ascii="Courier New" w:eastAsia="Times New Roman" w:hAnsi="Courier New" w:cs="Courier New"/>
+          <w:sz w:val="20"/>
+          <w:szCs w:val="20"/>
+          <w:lang w:eastAsia="en-IN"/>
+        </w:rPr>
+        <w:t>network</w:t>
+      </w:r>
+      <w:proofErr w:type="gramEnd"/>
+      <w:r>
+        <w:rPr>
+          <w:rFonts w:ascii="Courier New" w:eastAsia="Times New Roman" w:hAnsi="Courier New" w:cs="Courier New"/>
+          <w:sz w:val="20"/>
+          <w:szCs w:val="20"/>
+          <w:lang w:eastAsia="en-IN"/>
+        </w:rPr>
+        <w:t xml:space="preserve"> 192.168.10.0 255.255.255.0</w:t>
+      </w:r>
+    </w:p>
+    <w:p>
+      <w:pPr>
+        <w:spacing w:before="100" w:beforeAutospacing="1" w:after="100" w:afterAutospacing="1" w:line="240" w:lineRule="auto"/>
+        <w:rPr>
+          <w:rFonts w:ascii="Times New Roman" w:eastAsia="Times New Roman" w:hAnsi="Times New Roman" w:cs="Times New Roman"/>
+          <w:sz w:val="24"/>
+          <w:szCs w:val="24"/>
+          <w:lang w:eastAsia="en-IN"/>
+        </w:rPr>
+      </w:pPr>
+      <w:r>
+        <w:rPr>
+          <w:rFonts w:ascii="Times New Roman" w:eastAsia="Times New Roman" w:hAnsi="Times New Roman" w:cs="Times New Roman"/>
+          <w:sz w:val="24"/>
+          <w:szCs w:val="24"/>
+          <w:lang w:eastAsia="en-IN"/>
+        </w:rPr>
+        <w:t>Defines the network from which the router can assign IP addresses.</w:t>
+      </w:r>
+    </w:p>
+    <w:p>
+      <w:pPr>
+        <w:spacing w:before="100" w:beforeAutospacing="1" w:after="100" w:afterAutospacing="1" w:line="240" w:lineRule="auto"/>
+        <w:rPr>
+          <w:rFonts w:ascii="Times New Roman" w:eastAsia="Times New Roman" w:hAnsi="Times New Roman" w:cs="Times New Roman"/>
+          <w:sz w:val="24"/>
+          <w:szCs w:val="24"/>
+          <w:lang w:eastAsia="en-IN"/>
+        </w:rPr>
+      </w:pPr>
+      <w:r>
+        <w:rPr>
+          <w:rFonts w:ascii="Times New Roman" w:eastAsia="Times New Roman" w:hAnsi="Times New Roman" w:cs="Times New Roman"/>
+          <w:sz w:val="24"/>
+          <w:szCs w:val="24"/>
           <w:lang w:eastAsia="en-IN"/>
         </w:rPr>
         <w:lastRenderedPageBreak/>
-        <w:t>network 192.168.10.0 255.255.255.0</w:t>
-      </w:r>
-    </w:p>
-    <w:p>
-      <w:pPr>
-        <w:spacing w:before="100" w:beforeAutospacing="1" w:after="100" w:afterAutospacing="1" w:line="240" w:lineRule="auto"/>
-        <w:rPr>
-          <w:rFonts w:ascii="Times New Roman" w:eastAsia="Times New Roman" w:hAnsi="Times New Roman" w:cs="Times New Roman"/>
-          <w:sz w:val="24"/>
-          <w:szCs w:val="24"/>
-          <w:lang w:eastAsia="en-IN"/>
-        </w:rPr>
-      </w:pPr>
-      <w:r>
-        <w:rPr>
-          <w:rFonts w:ascii="Times New Roman" w:eastAsia="Times New Roman" w:hAnsi="Times New Roman" w:cs="Times New Roman"/>
-          <w:sz w:val="24"/>
-          <w:szCs w:val="24"/>
-          <w:lang w:eastAsia="en-IN"/>
-        </w:rPr>
-        <w:t>Defines the network from which the router can assign IP addresses.</w:t>
-      </w:r>
-    </w:p>
-    <w:p>
-      <w:pPr>
-        <w:spacing w:before="100" w:beforeAutospacing="1" w:after="100" w:afterAutospacing="1" w:line="240" w:lineRule="auto"/>
-        <w:rPr>
-          <w:rFonts w:ascii="Times New Roman" w:eastAsia="Times New Roman" w:hAnsi="Times New Roman" w:cs="Times New Roman"/>
-          <w:sz w:val="24"/>
-          <w:szCs w:val="24"/>
-          <w:lang w:eastAsia="en-IN"/>
-        </w:rPr>
-      </w:pPr>
-      <w:r>
-        <w:rPr>
-          <w:rFonts w:ascii="Times New Roman" w:eastAsia="Times New Roman" w:hAnsi="Times New Roman" w:cs="Times New Roman"/>
-          <w:sz w:val="24"/>
-          <w:szCs w:val="24"/>
-          <w:lang w:eastAsia="en-IN"/>
-        </w:rPr>
         <w:t>Default router</w:t>
       </w:r>
     </w:p>
@@ -5280,14 +5580,25 @@
           <w:lang w:eastAsia="en-IN"/>
         </w:rPr>
       </w:pPr>
-      <w:r>
-        <w:rPr>
-          <w:rFonts w:ascii="Courier New" w:eastAsia="Times New Roman" w:hAnsi="Courier New" w:cs="Courier New"/>
-          <w:sz w:val="20"/>
-          <w:szCs w:val="20"/>
-          <w:lang w:eastAsia="en-IN"/>
-        </w:rPr>
-        <w:t>default-router 192.168.10.1</w:t>
+      <w:proofErr w:type="gramStart"/>
+      <w:r>
+        <w:rPr>
+          <w:rFonts w:ascii="Courier New" w:eastAsia="Times New Roman" w:hAnsi="Courier New" w:cs="Courier New"/>
+          <w:sz w:val="20"/>
+          <w:szCs w:val="20"/>
+          <w:lang w:eastAsia="en-IN"/>
+        </w:rPr>
+        <w:t>default-router</w:t>
+      </w:r>
+      <w:proofErr w:type="gramEnd"/>
+      <w:r>
+        <w:rPr>
+          <w:rFonts w:ascii="Courier New" w:eastAsia="Times New Roman" w:hAnsi="Courier New" w:cs="Courier New"/>
+          <w:sz w:val="20"/>
+          <w:szCs w:val="20"/>
+          <w:lang w:eastAsia="en-IN"/>
+        </w:rPr>
+        <w:t xml:space="preserve"> 192.168.10.1</w:t>
       </w:r>
     </w:p>
     <w:p>
@@ -5358,14 +5669,36 @@
           <w:lang w:eastAsia="en-IN"/>
         </w:rPr>
       </w:pPr>
-      <w:r>
-        <w:rPr>
-          <w:rFonts w:ascii="Courier New" w:eastAsia="Times New Roman" w:hAnsi="Courier New" w:cs="Courier New"/>
-          <w:sz w:val="20"/>
-          <w:szCs w:val="20"/>
-          <w:lang w:eastAsia="en-IN"/>
-        </w:rPr>
-        <w:t>dns-server 8.8.8.8</w:t>
+      <w:proofErr w:type="spellStart"/>
+      <w:proofErr w:type="gramStart"/>
+      <w:r>
+        <w:rPr>
+          <w:rFonts w:ascii="Courier New" w:eastAsia="Times New Roman" w:hAnsi="Courier New" w:cs="Courier New"/>
+          <w:sz w:val="20"/>
+          <w:szCs w:val="20"/>
+          <w:lang w:eastAsia="en-IN"/>
+        </w:rPr>
+        <w:t>dns</w:t>
+      </w:r>
+      <w:proofErr w:type="spellEnd"/>
+      <w:r>
+        <w:rPr>
+          <w:rFonts w:ascii="Courier New" w:eastAsia="Times New Roman" w:hAnsi="Courier New" w:cs="Courier New"/>
+          <w:sz w:val="20"/>
+          <w:szCs w:val="20"/>
+          <w:lang w:eastAsia="en-IN"/>
+        </w:rPr>
+        <w:t>-server</w:t>
+      </w:r>
+      <w:proofErr w:type="gramEnd"/>
+      <w:r>
+        <w:rPr>
+          <w:rFonts w:ascii="Courier New" w:eastAsia="Times New Roman" w:hAnsi="Courier New" w:cs="Courier New"/>
+          <w:sz w:val="20"/>
+          <w:szCs w:val="20"/>
+          <w:lang w:eastAsia="en-IN"/>
+        </w:rPr>
+        <w:t xml:space="preserve"> 8.8.8.8</w:t>
       </w:r>
     </w:p>
     <w:p>
@@ -6129,14 +6462,65 @@
           <w:lang w:eastAsia="en-IN"/>
         </w:rPr>
       </w:pPr>
-      <w:r>
-        <w:rPr>
-          <w:rFonts w:ascii="Courier New" w:eastAsia="Times New Roman" w:hAnsi="Courier New" w:cs="Courier New"/>
-          <w:sz w:val="20"/>
-          <w:szCs w:val="20"/>
-          <w:lang w:eastAsia="en-IN"/>
-        </w:rPr>
-        <w:t>show ip dhcp binding</w:t>
+      <w:proofErr w:type="gramStart"/>
+      <w:r>
+        <w:rPr>
+          <w:rFonts w:ascii="Courier New" w:eastAsia="Times New Roman" w:hAnsi="Courier New" w:cs="Courier New"/>
+          <w:sz w:val="20"/>
+          <w:szCs w:val="20"/>
+          <w:lang w:eastAsia="en-IN"/>
+        </w:rPr>
+        <w:t>show</w:t>
+      </w:r>
+      <w:proofErr w:type="gramEnd"/>
+      <w:r>
+        <w:rPr>
+          <w:rFonts w:ascii="Courier New" w:eastAsia="Times New Roman" w:hAnsi="Courier New" w:cs="Courier New"/>
+          <w:sz w:val="20"/>
+          <w:szCs w:val="20"/>
+          <w:lang w:eastAsia="en-IN"/>
+        </w:rPr>
+        <w:t xml:space="preserve"> </w:t>
+      </w:r>
+      <w:proofErr w:type="spellStart"/>
+      <w:r>
+        <w:rPr>
+          <w:rFonts w:ascii="Courier New" w:eastAsia="Times New Roman" w:hAnsi="Courier New" w:cs="Courier New"/>
+          <w:sz w:val="20"/>
+          <w:szCs w:val="20"/>
+          <w:lang w:eastAsia="en-IN"/>
+        </w:rPr>
+        <w:t>ip</w:t>
+      </w:r>
+      <w:proofErr w:type="spellEnd"/>
+      <w:r>
+        <w:rPr>
+          <w:rFonts w:ascii="Courier New" w:eastAsia="Times New Roman" w:hAnsi="Courier New" w:cs="Courier New"/>
+          <w:sz w:val="20"/>
+          <w:szCs w:val="20"/>
+          <w:lang w:eastAsia="en-IN"/>
+        </w:rPr>
+        <w:t xml:space="preserve"> </w:t>
+      </w:r>
+      <w:proofErr w:type="spellStart"/>
+      <w:r>
+        <w:rPr>
+          <w:rFonts w:ascii="Courier New" w:eastAsia="Times New Roman" w:hAnsi="Courier New" w:cs="Courier New"/>
+          <w:sz w:val="20"/>
+          <w:szCs w:val="20"/>
+          <w:lang w:eastAsia="en-IN"/>
+        </w:rPr>
+        <w:t>dhcp</w:t>
+      </w:r>
+      <w:proofErr w:type="spellEnd"/>
+      <w:r>
+        <w:rPr>
+          <w:rFonts w:ascii="Courier New" w:eastAsia="Times New Roman" w:hAnsi="Courier New" w:cs="Courier New"/>
+          <w:sz w:val="20"/>
+          <w:szCs w:val="20"/>
+          <w:lang w:eastAsia="en-IN"/>
+        </w:rPr>
+        <w:t xml:space="preserve"> binding</w:t>
       </w:r>
     </w:p>
     <w:p>
@@ -6176,7 +6560,6 @@
           <w:szCs w:val="24"/>
           <w:lang w:eastAsia="en-IN"/>
         </w:rPr>
-        <w:lastRenderedPageBreak/>
         <w:t>Check the DHCP pool:</w:t>
       </w:r>
     </w:p>
@@ -6208,33 +6591,85 @@
           <w:lang w:eastAsia="en-IN"/>
         </w:rPr>
       </w:pPr>
-      <w:r>
-        <w:rPr>
-          <w:rFonts w:ascii="Courier New" w:eastAsia="Times New Roman" w:hAnsi="Courier New" w:cs="Courier New"/>
-          <w:sz w:val="20"/>
-          <w:szCs w:val="20"/>
-          <w:lang w:eastAsia="en-IN"/>
-        </w:rPr>
-        <w:t>show ip dhcp pool</w:t>
-      </w:r>
-    </w:p>
-    <w:p>
-      <w:pPr>
-        <w:spacing w:before="100" w:beforeAutospacing="1" w:after="100" w:afterAutospacing="1" w:line="240" w:lineRule="auto"/>
-        <w:rPr>
-          <w:rFonts w:ascii="Times New Roman" w:eastAsia="Times New Roman" w:hAnsi="Times New Roman" w:cs="Times New Roman"/>
-          <w:sz w:val="24"/>
-          <w:szCs w:val="24"/>
-          <w:lang w:eastAsia="en-IN"/>
-        </w:rPr>
-      </w:pPr>
-      <w:r>
-        <w:rPr>
-          <w:rFonts w:ascii="Times New Roman" w:eastAsia="Times New Roman" w:hAnsi="Times New Roman" w:cs="Times New Roman"/>
-          <w:sz w:val="24"/>
-          <w:szCs w:val="24"/>
-          <w:lang w:eastAsia="en-IN"/>
-        </w:rPr>
+      <w:proofErr w:type="gramStart"/>
+      <w:r>
+        <w:rPr>
+          <w:rFonts w:ascii="Courier New" w:eastAsia="Times New Roman" w:hAnsi="Courier New" w:cs="Courier New"/>
+          <w:sz w:val="20"/>
+          <w:szCs w:val="20"/>
+          <w:lang w:eastAsia="en-IN"/>
+        </w:rPr>
+        <w:t>show</w:t>
+      </w:r>
+      <w:proofErr w:type="gramEnd"/>
+      <w:r>
+        <w:rPr>
+          <w:rFonts w:ascii="Courier New" w:eastAsia="Times New Roman" w:hAnsi="Courier New" w:cs="Courier New"/>
+          <w:sz w:val="20"/>
+          <w:szCs w:val="20"/>
+          <w:lang w:eastAsia="en-IN"/>
+        </w:rPr>
+        <w:t xml:space="preserve"> </w:t>
+      </w:r>
+      <w:proofErr w:type="spellStart"/>
+      <w:r>
+        <w:rPr>
+          <w:rFonts w:ascii="Courier New" w:eastAsia="Times New Roman" w:hAnsi="Courier New" w:cs="Courier New"/>
+          <w:sz w:val="20"/>
+          <w:szCs w:val="20"/>
+          <w:lang w:eastAsia="en-IN"/>
+        </w:rPr>
+        <w:t>ip</w:t>
+      </w:r>
+      <w:proofErr w:type="spellEnd"/>
+      <w:r>
+        <w:rPr>
+          <w:rFonts w:ascii="Courier New" w:eastAsia="Times New Roman" w:hAnsi="Courier New" w:cs="Courier New"/>
+          <w:sz w:val="20"/>
+          <w:szCs w:val="20"/>
+          <w:lang w:eastAsia="en-IN"/>
+        </w:rPr>
+        <w:t xml:space="preserve"> </w:t>
+      </w:r>
+      <w:proofErr w:type="spellStart"/>
+      <w:r>
+        <w:rPr>
+          <w:rFonts w:ascii="Courier New" w:eastAsia="Times New Roman" w:hAnsi="Courier New" w:cs="Courier New"/>
+          <w:sz w:val="20"/>
+          <w:szCs w:val="20"/>
+          <w:lang w:eastAsia="en-IN"/>
+        </w:rPr>
+        <w:t>dhcp</w:t>
+      </w:r>
+      <w:proofErr w:type="spellEnd"/>
+      <w:r>
+        <w:rPr>
+          <w:rFonts w:ascii="Courier New" w:eastAsia="Times New Roman" w:hAnsi="Courier New" w:cs="Courier New"/>
+          <w:sz w:val="20"/>
+          <w:szCs w:val="20"/>
+          <w:lang w:eastAsia="en-IN"/>
+        </w:rPr>
+        <w:t xml:space="preserve"> pool</w:t>
+      </w:r>
+    </w:p>
+    <w:p>
+      <w:pPr>
+        <w:spacing w:before="100" w:beforeAutospacing="1" w:after="100" w:afterAutospacing="1" w:line="240" w:lineRule="auto"/>
+        <w:rPr>
+          <w:rFonts w:ascii="Times New Roman" w:eastAsia="Times New Roman" w:hAnsi="Times New Roman" w:cs="Times New Roman"/>
+          <w:sz w:val="24"/>
+          <w:szCs w:val="24"/>
+          <w:lang w:eastAsia="en-IN"/>
+        </w:rPr>
+      </w:pPr>
+      <w:r>
+        <w:rPr>
+          <w:rFonts w:ascii="Times New Roman" w:eastAsia="Times New Roman" w:hAnsi="Times New Roman" w:cs="Times New Roman"/>
+          <w:sz w:val="24"/>
+          <w:szCs w:val="24"/>
+          <w:lang w:eastAsia="en-IN"/>
+        </w:rPr>
+        <w:lastRenderedPageBreak/>
         <w:t>Check interface status:</w:t>
       </w:r>
     </w:p>
@@ -6266,14 +6701,45 @@
           <w:lang w:eastAsia="en-IN"/>
         </w:rPr>
       </w:pPr>
-      <w:r>
-        <w:rPr>
-          <w:rFonts w:ascii="Courier New" w:eastAsia="Times New Roman" w:hAnsi="Courier New" w:cs="Courier New"/>
-          <w:sz w:val="20"/>
-          <w:szCs w:val="20"/>
-          <w:lang w:eastAsia="en-IN"/>
-        </w:rPr>
-        <w:t>show ip interface brief</w:t>
+      <w:proofErr w:type="gramStart"/>
+      <w:r>
+        <w:rPr>
+          <w:rFonts w:ascii="Courier New" w:eastAsia="Times New Roman" w:hAnsi="Courier New" w:cs="Courier New"/>
+          <w:sz w:val="20"/>
+          <w:szCs w:val="20"/>
+          <w:lang w:eastAsia="en-IN"/>
+        </w:rPr>
+        <w:t>show</w:t>
+      </w:r>
+      <w:proofErr w:type="gramEnd"/>
+      <w:r>
+        <w:rPr>
+          <w:rFonts w:ascii="Courier New" w:eastAsia="Times New Roman" w:hAnsi="Courier New" w:cs="Courier New"/>
+          <w:sz w:val="20"/>
+          <w:szCs w:val="20"/>
+          <w:lang w:eastAsia="en-IN"/>
+        </w:rPr>
+        <w:t xml:space="preserve"> </w:t>
+      </w:r>
+      <w:proofErr w:type="spellStart"/>
+      <w:r>
+        <w:rPr>
+          <w:rFonts w:ascii="Courier New" w:eastAsia="Times New Roman" w:hAnsi="Courier New" w:cs="Courier New"/>
+          <w:sz w:val="20"/>
+          <w:szCs w:val="20"/>
+          <w:lang w:eastAsia="en-IN"/>
+        </w:rPr>
+        <w:t>ip</w:t>
+      </w:r>
+      <w:proofErr w:type="spellEnd"/>
+      <w:r>
+        <w:rPr>
+          <w:rFonts w:ascii="Courier New" w:eastAsia="Times New Roman" w:hAnsi="Courier New" w:cs="Courier New"/>
+          <w:sz w:val="20"/>
+          <w:szCs w:val="20"/>
+          <w:lang w:eastAsia="en-IN"/>
+        </w:rPr>
+        <w:t xml:space="preserve"> interface brief</w:t>
       </w:r>
     </w:p>
     <w:p>
@@ -6441,6 +6907,7 @@
           <w:lang w:eastAsia="en-IN"/>
         </w:rPr>
       </w:pPr>
+      <w:proofErr w:type="gramStart"/>
       <w:r>
         <w:rPr>
           <w:rFonts w:ascii="Courier New" w:eastAsia="Times New Roman" w:hAnsi="Courier New" w:cs="Courier New"/>
@@ -6450,6 +6917,7 @@
         </w:rPr>
         <w:t>ipconfig</w:t>
       </w:r>
+      <w:proofErr w:type="gramEnd"/>
     </w:p>
     <w:p>
       <w:pPr>
@@ -6519,14 +6987,25 @@
           <w:lang w:eastAsia="en-IN"/>
         </w:rPr>
       </w:pPr>
-      <w:r>
-        <w:rPr>
-          <w:rFonts w:ascii="Courier New" w:eastAsia="Times New Roman" w:hAnsi="Courier New" w:cs="Courier New"/>
-          <w:sz w:val="20"/>
-          <w:szCs w:val="20"/>
-          <w:lang w:eastAsia="en-IN"/>
-        </w:rPr>
-        <w:t>ping 192.168.10.1</w:t>
+      <w:proofErr w:type="gramStart"/>
+      <w:r>
+        <w:rPr>
+          <w:rFonts w:ascii="Courier New" w:eastAsia="Times New Roman" w:hAnsi="Courier New" w:cs="Courier New"/>
+          <w:sz w:val="20"/>
+          <w:szCs w:val="20"/>
+          <w:lang w:eastAsia="en-IN"/>
+        </w:rPr>
+        <w:t>ping</w:t>
+      </w:r>
+      <w:proofErr w:type="gramEnd"/>
+      <w:r>
+        <w:rPr>
+          <w:rFonts w:ascii="Courier New" w:eastAsia="Times New Roman" w:hAnsi="Courier New" w:cs="Courier New"/>
+          <w:sz w:val="20"/>
+          <w:szCs w:val="20"/>
+          <w:lang w:eastAsia="en-IN"/>
+        </w:rPr>
+        <w:t xml:space="preserve"> 192.168.10.1</w:t>
       </w:r>
     </w:p>
     <w:p>
@@ -6876,7 +7355,6 @@
           <w:szCs w:val="27"/>
           <w:lang w:eastAsia="en-IN"/>
         </w:rPr>
-        <w:lastRenderedPageBreak/>
         <w:t>Example Diagram</w:t>
       </w:r>
     </w:p>
@@ -6926,6 +7404,7 @@
           <w:szCs w:val="24"/>
           <w:lang w:eastAsia="en-IN"/>
         </w:rPr>
+        <w:lastRenderedPageBreak/>
         <w:t>What is DHCP?</w:t>
       </w:r>
     </w:p>
@@ -7921,7 +8400,47 @@
                 <w:szCs w:val="20"/>
                 <w:lang w:eastAsia="en-IN"/>
               </w:rPr>
-              <w:t>show ip dhcp binding</w:t>
+              <w:t xml:space="preserve">show </w:t>
+            </w:r>
+            <w:proofErr w:type="spellStart"/>
+            <w:r>
+              <w:rPr>
+                <w:rFonts w:ascii="Courier New" w:eastAsia="Times New Roman" w:hAnsi="Courier New" w:cs="Courier New"/>
+                <w:sz w:val="20"/>
+                <w:szCs w:val="20"/>
+                <w:lang w:eastAsia="en-IN"/>
+              </w:rPr>
+              <w:t>ip</w:t>
+            </w:r>
+            <w:proofErr w:type="spellEnd"/>
+            <w:r>
+              <w:rPr>
+                <w:rFonts w:ascii="Courier New" w:eastAsia="Times New Roman" w:hAnsi="Courier New" w:cs="Courier New"/>
+                <w:sz w:val="20"/>
+                <w:szCs w:val="20"/>
+                <w:lang w:eastAsia="en-IN"/>
+              </w:rPr>
+              <w:t xml:space="preserve"> </w:t>
+            </w:r>
+            <w:proofErr w:type="spellStart"/>
+            <w:r>
+              <w:rPr>
+                <w:rFonts w:ascii="Courier New" w:eastAsia="Times New Roman" w:hAnsi="Courier New" w:cs="Courier New"/>
+                <w:sz w:val="20"/>
+                <w:szCs w:val="20"/>
+                <w:lang w:eastAsia="en-IN"/>
+              </w:rPr>
+              <w:t>dhcp</w:t>
+            </w:r>
+            <w:proofErr w:type="spellEnd"/>
+            <w:r>
+              <w:rPr>
+                <w:rFonts w:ascii="Courier New" w:eastAsia="Times New Roman" w:hAnsi="Courier New" w:cs="Courier New"/>
+                <w:sz w:val="20"/>
+                <w:szCs w:val="20"/>
+                <w:lang w:eastAsia="en-IN"/>
+              </w:rPr>
+              <w:t xml:space="preserve"> binding</w:t>
             </w:r>
           </w:p>
         </w:tc>
@@ -8080,10 +8599,7 @@
         </w:rPr>
       </w:pPr>
     </w:p>
-    <w:p>
-      <w:bookmarkStart w:id="0" w:name="_GoBack"/>
-      <w:bookmarkEnd w:id="0"/>
-    </w:p>
+    <w:p/>
     <w:sectPr>
       <w:pgSz w:w="11906" w:h="16838"/>
       <w:pgMar w:top="1440" w:right="1440" w:bottom="1440" w:left="1440" w:header="708" w:footer="708" w:gutter="0"/>
@@ -10184,171 +10700,45 @@
   </w:abstractNum>
   <w:num w:numId="1">
     <w:abstractNumId w:val="7"/>
-    <w:lvlOverride w:ilvl="0"/>
-    <w:lvlOverride w:ilvl="1"/>
-    <w:lvlOverride w:ilvl="2"/>
-    <w:lvlOverride w:ilvl="3"/>
-    <w:lvlOverride w:ilvl="4"/>
-    <w:lvlOverride w:ilvl="5"/>
-    <w:lvlOverride w:ilvl="6"/>
-    <w:lvlOverride w:ilvl="7"/>
-    <w:lvlOverride w:ilvl="8"/>
   </w:num>
   <w:num w:numId="2">
     <w:abstractNumId w:val="3"/>
-    <w:lvlOverride w:ilvl="0"/>
-    <w:lvlOverride w:ilvl="1"/>
-    <w:lvlOverride w:ilvl="2"/>
-    <w:lvlOverride w:ilvl="3"/>
-    <w:lvlOverride w:ilvl="4"/>
-    <w:lvlOverride w:ilvl="5"/>
-    <w:lvlOverride w:ilvl="6"/>
-    <w:lvlOverride w:ilvl="7"/>
-    <w:lvlOverride w:ilvl="8"/>
   </w:num>
   <w:num w:numId="3">
     <w:abstractNumId w:val="8"/>
-    <w:lvlOverride w:ilvl="0"/>
-    <w:lvlOverride w:ilvl="1"/>
-    <w:lvlOverride w:ilvl="2"/>
-    <w:lvlOverride w:ilvl="3"/>
-    <w:lvlOverride w:ilvl="4"/>
-    <w:lvlOverride w:ilvl="5"/>
-    <w:lvlOverride w:ilvl="6"/>
-    <w:lvlOverride w:ilvl="7"/>
-    <w:lvlOverride w:ilvl="8"/>
   </w:num>
   <w:num w:numId="4">
     <w:abstractNumId w:val="2"/>
-    <w:lvlOverride w:ilvl="0"/>
-    <w:lvlOverride w:ilvl="1"/>
-    <w:lvlOverride w:ilvl="2"/>
-    <w:lvlOverride w:ilvl="3"/>
-    <w:lvlOverride w:ilvl="4"/>
-    <w:lvlOverride w:ilvl="5"/>
-    <w:lvlOverride w:ilvl="6"/>
-    <w:lvlOverride w:ilvl="7"/>
-    <w:lvlOverride w:ilvl="8"/>
   </w:num>
   <w:num w:numId="5">
     <w:abstractNumId w:val="12"/>
-    <w:lvlOverride w:ilvl="0"/>
-    <w:lvlOverride w:ilvl="1"/>
-    <w:lvlOverride w:ilvl="2"/>
-    <w:lvlOverride w:ilvl="3"/>
-    <w:lvlOverride w:ilvl="4"/>
-    <w:lvlOverride w:ilvl="5"/>
-    <w:lvlOverride w:ilvl="6"/>
-    <w:lvlOverride w:ilvl="7"/>
-    <w:lvlOverride w:ilvl="8"/>
   </w:num>
   <w:num w:numId="6">
     <w:abstractNumId w:val="0"/>
-    <w:lvlOverride w:ilvl="0"/>
-    <w:lvlOverride w:ilvl="1"/>
-    <w:lvlOverride w:ilvl="2"/>
-    <w:lvlOverride w:ilvl="3"/>
-    <w:lvlOverride w:ilvl="4"/>
-    <w:lvlOverride w:ilvl="5"/>
-    <w:lvlOverride w:ilvl="6"/>
-    <w:lvlOverride w:ilvl="7"/>
-    <w:lvlOverride w:ilvl="8"/>
   </w:num>
   <w:num w:numId="7">
     <w:abstractNumId w:val="9"/>
-    <w:lvlOverride w:ilvl="0"/>
-    <w:lvlOverride w:ilvl="1"/>
-    <w:lvlOverride w:ilvl="2"/>
-    <w:lvlOverride w:ilvl="3"/>
-    <w:lvlOverride w:ilvl="4"/>
-    <w:lvlOverride w:ilvl="5"/>
-    <w:lvlOverride w:ilvl="6"/>
-    <w:lvlOverride w:ilvl="7"/>
-    <w:lvlOverride w:ilvl="8"/>
   </w:num>
   <w:num w:numId="8">
     <w:abstractNumId w:val="4"/>
-    <w:lvlOverride w:ilvl="0"/>
-    <w:lvlOverride w:ilvl="1"/>
-    <w:lvlOverride w:ilvl="2"/>
-    <w:lvlOverride w:ilvl="3"/>
-    <w:lvlOverride w:ilvl="4"/>
-    <w:lvlOverride w:ilvl="5"/>
-    <w:lvlOverride w:ilvl="6"/>
-    <w:lvlOverride w:ilvl="7"/>
-    <w:lvlOverride w:ilvl="8"/>
   </w:num>
   <w:num w:numId="9">
     <w:abstractNumId w:val="13"/>
-    <w:lvlOverride w:ilvl="0"/>
-    <w:lvlOverride w:ilvl="1"/>
-    <w:lvlOverride w:ilvl="2"/>
-    <w:lvlOverride w:ilvl="3"/>
-    <w:lvlOverride w:ilvl="4"/>
-    <w:lvlOverride w:ilvl="5"/>
-    <w:lvlOverride w:ilvl="6"/>
-    <w:lvlOverride w:ilvl="7"/>
-    <w:lvlOverride w:ilvl="8"/>
   </w:num>
   <w:num w:numId="10">
     <w:abstractNumId w:val="1"/>
-    <w:lvlOverride w:ilvl="0"/>
-    <w:lvlOverride w:ilvl="1"/>
-    <w:lvlOverride w:ilvl="2"/>
-    <w:lvlOverride w:ilvl="3"/>
-    <w:lvlOverride w:ilvl="4"/>
-    <w:lvlOverride w:ilvl="5"/>
-    <w:lvlOverride w:ilvl="6"/>
-    <w:lvlOverride w:ilvl="7"/>
-    <w:lvlOverride w:ilvl="8"/>
   </w:num>
   <w:num w:numId="11">
     <w:abstractNumId w:val="5"/>
-    <w:lvlOverride w:ilvl="0"/>
-    <w:lvlOverride w:ilvl="1"/>
-    <w:lvlOverride w:ilvl="2"/>
-    <w:lvlOverride w:ilvl="3"/>
-    <w:lvlOverride w:ilvl="4"/>
-    <w:lvlOverride w:ilvl="5"/>
-    <w:lvlOverride w:ilvl="6"/>
-    <w:lvlOverride w:ilvl="7"/>
-    <w:lvlOverride w:ilvl="8"/>
   </w:num>
   <w:num w:numId="12">
     <w:abstractNumId w:val="11"/>
-    <w:lvlOverride w:ilvl="0"/>
-    <w:lvlOverride w:ilvl="1"/>
-    <w:lvlOverride w:ilvl="2"/>
-    <w:lvlOverride w:ilvl="3"/>
-    <w:lvlOverride w:ilvl="4"/>
-    <w:lvlOverride w:ilvl="5"/>
-    <w:lvlOverride w:ilvl="6"/>
-    <w:lvlOverride w:ilvl="7"/>
-    <w:lvlOverride w:ilvl="8"/>
   </w:num>
   <w:num w:numId="13">
     <w:abstractNumId w:val="10"/>
-    <w:lvlOverride w:ilvl="0"/>
-    <w:lvlOverride w:ilvl="1"/>
-    <w:lvlOverride w:ilvl="2"/>
-    <w:lvlOverride w:ilvl="3"/>
-    <w:lvlOverride w:ilvl="4"/>
-    <w:lvlOverride w:ilvl="5"/>
-    <w:lvlOverride w:ilvl="6"/>
-    <w:lvlOverride w:ilvl="7"/>
-    <w:lvlOverride w:ilvl="8"/>
   </w:num>
   <w:num w:numId="14">
     <w:abstractNumId w:val="6"/>
-    <w:lvlOverride w:ilvl="0"/>
-    <w:lvlOverride w:ilvl="1"/>
-    <w:lvlOverride w:ilvl="2"/>
-    <w:lvlOverride w:ilvl="3"/>
-    <w:lvlOverride w:ilvl="4"/>
-    <w:lvlOverride w:ilvl="5"/>
-    <w:lvlOverride w:ilvl="6"/>
-    <w:lvlOverride w:ilvl="7"/>
-    <w:lvlOverride w:ilvl="8"/>
   </w:num>
 </w:numbering>
 </file>
